--- a/ShortPaper_Final_Accidentes_Transito.docx
+++ b/ShortPaper_Final_Accidentes_Transito.docx
@@ -288,7 +288,7 @@
       <w:proofErr w:type="spellStart"/>
       <w:proofErr w:type="spellEnd"/>
       <w:r>
-        <w:t>Estos trabajos reportan exactitud o F1 ponderado, métricas dominadas por la clase mayoritaria: en este dataset, predecir siempre «leve» ya da 84.6% de exactitud y un F1 ponderado de 0.78. No encontramos trabajos sobre este conjunto que reporten F1-macro o recall por clase. La oportunidad es evaluar con esas métricas, comparar estrategias frente al desbalance y validar respetando la estructura de los datos, en la que varias filas pueden pertenecer al mismo siniestro.</w:t>
+        <w:t>Estos trabajos reportan exactitud o F1 ponderado, métricas dominadas por la clase mayoritaria: en este dataset, predecir siempre «leve» ya da 84.6% de exactitud y un F1 ponderado de 0.78. No encontramos trabajos sobre este conjunto que usen el F1-macro como métrica principal. La oportunidad es evaluar con F1-macro y recall por clase, comparar estrategias frente al desbalance y validar respetando la estructura de los datos, en la que varias filas pueden pertenecer al mismo siniestro.</w:t>
       </w:r>
     </w:p>
     <w:p>
